--- a/validation/docs/VAL-LIMS-GRA-001-GRA.docx
+++ b/validation/docs/VAL-LIMS-GRA-001-GRA.docx
@@ -351,11 +351,11 @@
       <w:pPr>
         <w:pStyle w:val="Heading1"/>
       </w:pPr>
-      <w:bookmarkStart w:name="_Toc44" w:id="44"/>
+      <w:bookmarkStart w:name="_Toc51" w:id="51"/>
       <w:r>
         <w:t xml:space="preserve">Contents</w:t>
       </w:r>
-      <w:bookmarkEnd w:id="44"/>
+      <w:bookmarkEnd w:id="51"/>
     </w:p>
     <w:sdt>
       <w:sdtPr>
@@ -374,7 +374,7 @@
             <w:instrText xml:space="preserve">TOC \h \o "1-2"</w:instrText>
             <w:fldChar w:fldCharType="separate"/>
           </w:r>
-          <w:hyperlink w:history="1" w:anchor="_Toc44">
+          <w:hyperlink w:history="1" w:anchor="_Toc51">
             <w:r>
               <w:t xml:space="preserve">Contents</w:t>
             </w:r>
@@ -383,7 +383,7 @@
             </w:r>
             <w:r>
               <w:fldChar w:fldCharType="begin" w:dirty="true"/>
-              <w:instrText xml:space="preserve">PAGEREF _Toc44 \h</w:instrText>
+              <w:instrText xml:space="preserve">PAGEREF _Toc51 \h</w:instrText>
               <w:fldChar w:fldCharType="separate"/>
               <w:fldChar w:fldCharType="end"/>
             </w:r>
@@ -396,7 +396,7 @@
               <w:tab w:val="right" w:pos="9026" w:leader="dot"/>
             </w:tabs>
           </w:pPr>
-          <w:hyperlink w:history="1" w:anchor="_Toc45">
+          <w:hyperlink w:history="1" w:anchor="_Toc52">
             <w:r>
               <w:t xml:space="preserve">1. Method</w:t>
             </w:r>
@@ -405,7 +405,7 @@
             </w:r>
             <w:r>
               <w:fldChar w:fldCharType="begin" w:dirty="true"/>
-              <w:instrText xml:space="preserve">PAGEREF _Toc45 \h</w:instrText>
+              <w:instrText xml:space="preserve">PAGEREF _Toc52 \h</w:instrText>
               <w:fldChar w:fldCharType="separate"/>
               <w:fldChar w:fldCharType="end"/>
             </w:r>
@@ -418,7 +418,7 @@
               <w:tab w:val="right" w:pos="9026" w:leader="dot"/>
             </w:tabs>
           </w:pPr>
-          <w:hyperlink w:history="1" w:anchor="_Toc46">
+          <w:hyperlink w:history="1" w:anchor="_Toc53">
             <w:r>
               <w:t xml:space="preserve">2. GAMP category</w:t>
             </w:r>
@@ -427,7 +427,7 @@
             </w:r>
             <w:r>
               <w:fldChar w:fldCharType="begin" w:dirty="true"/>
-              <w:instrText xml:space="preserve">PAGEREF _Toc46 \h</w:instrText>
+              <w:instrText xml:space="preserve">PAGEREF _Toc53 \h</w:instrText>
               <w:fldChar w:fldCharType="separate"/>
               <w:fldChar w:fldCharType="end"/>
             </w:r>
@@ -440,7 +440,7 @@
               <w:tab w:val="right" w:pos="9026" w:leader="dot"/>
             </w:tabs>
           </w:pPr>
-          <w:hyperlink w:history="1" w:anchor="_Toc47">
+          <w:hyperlink w:history="1" w:anchor="_Toc54">
             <w:r>
               <w:t xml:space="preserve">3. Assessment</w:t>
             </w:r>
@@ -449,7 +449,7 @@
             </w:r>
             <w:r>
               <w:fldChar w:fldCharType="begin" w:dirty="true"/>
-              <w:instrText xml:space="preserve">PAGEREF _Toc47 \h</w:instrText>
+              <w:instrText xml:space="preserve">PAGEREF _Toc54 \h</w:instrText>
               <w:fldChar w:fldCharType="separate"/>
               <w:fldChar w:fldCharType="end"/>
             </w:r>
@@ -462,7 +462,7 @@
               <w:tab w:val="right" w:pos="9026" w:leader="dot"/>
             </w:tabs>
           </w:pPr>
-          <w:hyperlink w:history="1" w:anchor="_Toc48">
+          <w:hyperlink w:history="1" w:anchor="_Toc55">
             <w:r>
               <w:t xml:space="preserve">4. Consequence for testing</w:t>
             </w:r>
@@ -471,7 +471,7 @@
             </w:r>
             <w:r>
               <w:fldChar w:fldCharType="begin" w:dirty="true"/>
-              <w:instrText xml:space="preserve">PAGEREF _Toc48 \h</w:instrText>
+              <w:instrText xml:space="preserve">PAGEREF _Toc55 \h</w:instrText>
               <w:fldChar w:fldCharType="separate"/>
               <w:fldChar w:fldCharType="end"/>
             </w:r>
@@ -484,7 +484,7 @@
               <w:tab w:val="right" w:pos="9026" w:leader="dot"/>
             </w:tabs>
           </w:pPr>
-          <w:hyperlink w:history="1" w:anchor="_Toc49">
+          <w:hyperlink w:history="1" w:anchor="_Toc56">
             <w:r>
               <w:t xml:space="preserve">Approval</w:t>
             </w:r>
@@ -493,7 +493,7 @@
             </w:r>
             <w:r>
               <w:fldChar w:fldCharType="begin" w:dirty="true"/>
-              <w:instrText xml:space="preserve">PAGEREF _Toc49 \h</w:instrText>
+              <w:instrText xml:space="preserve">PAGEREF _Toc56 \h</w:instrText>
               <w:fldChar w:fldCharType="separate"/>
               <w:fldChar w:fldCharType="end"/>
             </w:r>
@@ -510,11 +510,11 @@
       <w:pPr>
         <w:pStyle w:val="Heading1"/>
       </w:pPr>
-      <w:bookmarkStart w:name="_Toc45" w:id="45"/>
+      <w:bookmarkStart w:name="_Toc52" w:id="52"/>
       <w:r>
         <w:t xml:space="preserve">1. Method</w:t>
       </w:r>
-      <w:bookmarkEnd w:id="45"/>
+      <w:bookmarkEnd w:id="52"/>
     </w:p>
     <w:p>
       <w:pPr>
@@ -537,11 +537,11 @@
       <w:pPr>
         <w:pStyle w:val="Heading1"/>
       </w:pPr>
-      <w:bookmarkStart w:name="_Toc46" w:id="46"/>
+      <w:bookmarkStart w:name="_Toc53" w:id="53"/>
       <w:r>
         <w:t xml:space="preserve">2. GAMP category</w:t>
       </w:r>
-      <w:bookmarkEnd w:id="46"/>
+      <w:bookmarkEnd w:id="53"/>
     </w:p>
     <w:p>
       <w:pPr>
@@ -564,11 +564,11 @@
       <w:pPr>
         <w:pStyle w:val="Heading1"/>
       </w:pPr>
-      <w:bookmarkStart w:name="_Toc47" w:id="47"/>
+      <w:bookmarkStart w:name="_Toc54" w:id="54"/>
       <w:r>
         <w:t xml:space="preserve">3. Assessment</w:t>
       </w:r>
-      <w:bookmarkEnd w:id="47"/>
+      <w:bookmarkEnd w:id="54"/>
     </w:p>
     <w:tbl>
       <w:tblPr>
@@ -2659,16 +2659,1038 @@
           </w:p>
         </w:tc>
       </w:tr>
+      <w:tr>
+        <w:tc>
+          <w:tcPr>
+            <w:tcW w:type="dxa" w:w="2300"/>
+            <w:shd w:fill="F2F5F7" w:val="clear"/>
+            <w:tcMar>
+              <w:top w:type="dxa" w:w="70"/>
+              <w:left w:type="dxa" w:w="110"/>
+              <w:bottom w:type="dxa" w:w="70"/>
+              <w:right w:type="dxa" w:w="110"/>
+            </w:tcMar>
+          </w:tcPr>
+          <w:p>
+            <w:r>
+              <w:rPr>
+                <w:sz w:val="17"/>
+                <w:szCs w:val="17"/>
+              </w:rPr>
+              <w:t xml:space="preserve">SPC and trending</w:t>
+            </w:r>
+          </w:p>
+        </w:tc>
+        <w:tc>
+          <w:tcPr>
+            <w:tcW w:type="dxa" w:w="450"/>
+            <w:shd w:fill="F2F5F7" w:val="clear"/>
+            <w:tcMar>
+              <w:top w:type="dxa" w:w="70"/>
+              <w:left w:type="dxa" w:w="110"/>
+              <w:bottom w:type="dxa" w:w="70"/>
+              <w:right w:type="dxa" w:w="110"/>
+            </w:tcMar>
+          </w:tcPr>
+          <w:p>
+            <w:r>
+              <w:rPr>
+                <w:sz w:val="17"/>
+                <w:szCs w:val="17"/>
+              </w:rPr>
+              <w:t xml:space="preserve">3</w:t>
+            </w:r>
+          </w:p>
+        </w:tc>
+        <w:tc>
+          <w:tcPr>
+            <w:tcW w:type="dxa" w:w="450"/>
+            <w:shd w:fill="F2F5F7" w:val="clear"/>
+            <w:tcMar>
+              <w:top w:type="dxa" w:w="70"/>
+              <w:left w:type="dxa" w:w="110"/>
+              <w:bottom w:type="dxa" w:w="70"/>
+              <w:right w:type="dxa" w:w="110"/>
+            </w:tcMar>
+          </w:tcPr>
+          <w:p>
+            <w:r>
+              <w:rPr>
+                <w:sz w:val="17"/>
+                <w:szCs w:val="17"/>
+              </w:rPr>
+              <w:t xml:space="preserve">3</w:t>
+            </w:r>
+          </w:p>
+        </w:tc>
+        <w:tc>
+          <w:tcPr>
+            <w:tcW w:type="dxa" w:w="450"/>
+            <w:shd w:fill="F2F5F7" w:val="clear"/>
+            <w:tcMar>
+              <w:top w:type="dxa" w:w="70"/>
+              <w:left w:type="dxa" w:w="110"/>
+              <w:bottom w:type="dxa" w:w="70"/>
+              <w:right w:type="dxa" w:w="110"/>
+            </w:tcMar>
+          </w:tcPr>
+          <w:p>
+            <w:r>
+              <w:rPr>
+                <w:sz w:val="17"/>
+                <w:szCs w:val="17"/>
+              </w:rPr>
+              <w:t xml:space="preserve">2</w:t>
+            </w:r>
+          </w:p>
+        </w:tc>
+        <w:tc>
+          <w:tcPr>
+            <w:tcW w:type="dxa" w:w="650"/>
+            <w:shd w:fill="F2F5F7" w:val="clear"/>
+            <w:tcMar>
+              <w:top w:type="dxa" w:w="70"/>
+              <w:left w:type="dxa" w:w="110"/>
+              <w:bottom w:type="dxa" w:w="70"/>
+              <w:right w:type="dxa" w:w="110"/>
+            </w:tcMar>
+          </w:tcPr>
+          <w:p>
+            <w:r>
+              <w:rPr>
+                <w:sz w:val="17"/>
+                <w:szCs w:val="17"/>
+              </w:rPr>
+              <w:t xml:space="preserve">18</w:t>
+            </w:r>
+          </w:p>
+        </w:tc>
+        <w:tc>
+          <w:tcPr>
+            <w:tcW w:type="dxa" w:w="800"/>
+            <w:shd w:fill="F2F5F7" w:val="clear"/>
+            <w:tcMar>
+              <w:top w:type="dxa" w:w="70"/>
+              <w:left w:type="dxa" w:w="110"/>
+              <w:bottom w:type="dxa" w:w="70"/>
+              <w:right w:type="dxa" w:w="110"/>
+            </w:tcMar>
+          </w:tcPr>
+          <w:p>
+            <w:r>
+              <w:rPr>
+                <w:sz w:val="17"/>
+                <w:szCs w:val="17"/>
+              </w:rPr>
+              <w:t xml:space="preserve">Medium</w:t>
+            </w:r>
+          </w:p>
+        </w:tc>
+        <w:tc>
+          <w:tcPr>
+            <w:tcW w:type="dxa" w:w="4900"/>
+            <w:shd w:fill="F2F5F7" w:val="clear"/>
+            <w:tcMar>
+              <w:top w:type="dxa" w:w="70"/>
+              <w:left w:type="dxa" w:w="110"/>
+              <w:bottom w:type="dxa" w:w="70"/>
+              <w:right w:type="dxa" w:w="110"/>
+            </w:tcMar>
+          </w:tcPr>
+          <w:p>
+            <w:r>
+              <w:rPr>
+                <w:sz w:val="17"/>
+                <w:szCs w:val="17"/>
+              </w:rPr>
+              <w:t xml:space="preserve">A wrong control limit or a missed rule violation hides a drift; the output is advisory and writes nothing to a result, sample or release.</w:t>
+            </w:r>
+          </w:p>
+        </w:tc>
+      </w:tr>
+      <w:tr>
+        <w:tc>
+          <w:tcPr>
+            <w:tcW w:type="dxa" w:w="2300"/>
+            <w:tcMar>
+              <w:top w:type="dxa" w:w="70"/>
+              <w:left w:type="dxa" w:w="110"/>
+              <w:bottom w:type="dxa" w:w="70"/>
+              <w:right w:type="dxa" w:w="110"/>
+            </w:tcMar>
+          </w:tcPr>
+          <w:p>
+            <w:r>
+              <w:rPr>
+                <w:sz w:val="17"/>
+                <w:szCs w:val="17"/>
+              </w:rPr>
+              <w:t xml:space="preserve">Directory sign-on and signatures</w:t>
+            </w:r>
+          </w:p>
+        </w:tc>
+        <w:tc>
+          <w:tcPr>
+            <w:tcW w:type="dxa" w:w="450"/>
+            <w:tcMar>
+              <w:top w:type="dxa" w:w="70"/>
+              <w:left w:type="dxa" w:w="110"/>
+              <w:bottom w:type="dxa" w:w="70"/>
+              <w:right w:type="dxa" w:w="110"/>
+            </w:tcMar>
+          </w:tcPr>
+          <w:p>
+            <w:r>
+              <w:rPr>
+                <w:sz w:val="17"/>
+                <w:szCs w:val="17"/>
+              </w:rPr>
+              <w:t xml:space="preserve">5</w:t>
+            </w:r>
+          </w:p>
+        </w:tc>
+        <w:tc>
+          <w:tcPr>
+            <w:tcW w:type="dxa" w:w="450"/>
+            <w:tcMar>
+              <w:top w:type="dxa" w:w="70"/>
+              <w:left w:type="dxa" w:w="110"/>
+              <w:bottom w:type="dxa" w:w="70"/>
+              <w:right w:type="dxa" w:w="110"/>
+            </w:tcMar>
+          </w:tcPr>
+          <w:p>
+            <w:r>
+              <w:rPr>
+                <w:sz w:val="17"/>
+                <w:szCs w:val="17"/>
+              </w:rPr>
+              <w:t xml:space="preserve">3</w:t>
+            </w:r>
+          </w:p>
+        </w:tc>
+        <w:tc>
+          <w:tcPr>
+            <w:tcW w:type="dxa" w:w="450"/>
+            <w:tcMar>
+              <w:top w:type="dxa" w:w="70"/>
+              <w:left w:type="dxa" w:w="110"/>
+              <w:bottom w:type="dxa" w:w="70"/>
+              <w:right w:type="dxa" w:w="110"/>
+            </w:tcMar>
+          </w:tcPr>
+          <w:p>
+            <w:r>
+              <w:rPr>
+                <w:sz w:val="17"/>
+                <w:szCs w:val="17"/>
+              </w:rPr>
+              <w:t xml:space="preserve">2</w:t>
+            </w:r>
+          </w:p>
+        </w:tc>
+        <w:tc>
+          <w:tcPr>
+            <w:tcW w:type="dxa" w:w="650"/>
+            <w:tcMar>
+              <w:top w:type="dxa" w:w="70"/>
+              <w:left w:type="dxa" w:w="110"/>
+              <w:bottom w:type="dxa" w:w="70"/>
+              <w:right w:type="dxa" w:w="110"/>
+            </w:tcMar>
+          </w:tcPr>
+          <w:p>
+            <w:r>
+              <w:rPr>
+                <w:sz w:val="17"/>
+                <w:szCs w:val="17"/>
+              </w:rPr>
+              <w:t xml:space="preserve">30</w:t>
+            </w:r>
+          </w:p>
+        </w:tc>
+        <w:tc>
+          <w:tcPr>
+            <w:tcW w:type="dxa" w:w="800"/>
+            <w:tcMar>
+              <w:top w:type="dxa" w:w="70"/>
+              <w:left w:type="dxa" w:w="110"/>
+              <w:bottom w:type="dxa" w:w="70"/>
+              <w:right w:type="dxa" w:w="110"/>
+            </w:tcMar>
+          </w:tcPr>
+          <w:p>
+            <w:r>
+              <w:rPr>
+                <w:sz w:val="17"/>
+                <w:szCs w:val="17"/>
+              </w:rPr>
+              <w:t xml:space="preserve">Medium</w:t>
+            </w:r>
+          </w:p>
+        </w:tc>
+        <w:tc>
+          <w:tcPr>
+            <w:tcW w:type="dxa" w:w="4900"/>
+            <w:tcMar>
+              <w:top w:type="dxa" w:w="70"/>
+              <w:left w:type="dxa" w:w="110"/>
+              <w:bottom w:type="dxa" w:w="70"/>
+              <w:right w:type="dxa" w:w="110"/>
+            </w:tcMar>
+          </w:tcPr>
+          <w:p>
+            <w:r>
+              <w:rPr>
+                <w:sz w:val="17"/>
+                <w:szCs w:val="17"/>
+              </w:rPr>
+              <w:t xml:space="preserve">A mis-mapped group or a weak directory connection grants a role or a signature to the wrong person; verified TLS, QA-signed mappings and the local lock limit it. Not tested against a real Active Directory.</w:t>
+            </w:r>
+          </w:p>
+        </w:tc>
+      </w:tr>
+      <w:tr>
+        <w:tc>
+          <w:tcPr>
+            <w:tcW w:type="dxa" w:w="2300"/>
+            <w:shd w:fill="F2F5F7" w:val="clear"/>
+            <w:tcMar>
+              <w:top w:type="dxa" w:w="70"/>
+              <w:left w:type="dxa" w:w="110"/>
+              <w:bottom w:type="dxa" w:w="70"/>
+              <w:right w:type="dxa" w:w="110"/>
+            </w:tcMar>
+          </w:tcPr>
+          <w:p>
+            <w:r>
+              <w:rPr>
+                <w:sz w:val="17"/>
+                <w:szCs w:val="17"/>
+              </w:rPr>
+              <w:t xml:space="preserve">Periodic review, retention and archive</w:t>
+            </w:r>
+          </w:p>
+        </w:tc>
+        <w:tc>
+          <w:tcPr>
+            <w:tcW w:type="dxa" w:w="450"/>
+            <w:shd w:fill="F2F5F7" w:val="clear"/>
+            <w:tcMar>
+              <w:top w:type="dxa" w:w="70"/>
+              <w:left w:type="dxa" w:w="110"/>
+              <w:bottom w:type="dxa" w:w="70"/>
+              <w:right w:type="dxa" w:w="110"/>
+            </w:tcMar>
+          </w:tcPr>
+          <w:p>
+            <w:r>
+              <w:rPr>
+                <w:sz w:val="17"/>
+                <w:szCs w:val="17"/>
+              </w:rPr>
+              <w:t xml:space="preserve">5</w:t>
+            </w:r>
+          </w:p>
+        </w:tc>
+        <w:tc>
+          <w:tcPr>
+            <w:tcW w:type="dxa" w:w="450"/>
+            <w:shd w:fill="F2F5F7" w:val="clear"/>
+            <w:tcMar>
+              <w:top w:type="dxa" w:w="70"/>
+              <w:left w:type="dxa" w:w="110"/>
+              <w:bottom w:type="dxa" w:w="70"/>
+              <w:right w:type="dxa" w:w="110"/>
+            </w:tcMar>
+          </w:tcPr>
+          <w:p>
+            <w:r>
+              <w:rPr>
+                <w:sz w:val="17"/>
+                <w:szCs w:val="17"/>
+              </w:rPr>
+              <w:t xml:space="preserve">3</w:t>
+            </w:r>
+          </w:p>
+        </w:tc>
+        <w:tc>
+          <w:tcPr>
+            <w:tcW w:type="dxa" w:w="450"/>
+            <w:shd w:fill="F2F5F7" w:val="clear"/>
+            <w:tcMar>
+              <w:top w:type="dxa" w:w="70"/>
+              <w:left w:type="dxa" w:w="110"/>
+              <w:bottom w:type="dxa" w:w="70"/>
+              <w:right w:type="dxa" w:w="110"/>
+            </w:tcMar>
+          </w:tcPr>
+          <w:p>
+            <w:r>
+              <w:rPr>
+                <w:sz w:val="17"/>
+                <w:szCs w:val="17"/>
+              </w:rPr>
+              <w:t xml:space="preserve">2</w:t>
+            </w:r>
+          </w:p>
+        </w:tc>
+        <w:tc>
+          <w:tcPr>
+            <w:tcW w:type="dxa" w:w="650"/>
+            <w:shd w:fill="F2F5F7" w:val="clear"/>
+            <w:tcMar>
+              <w:top w:type="dxa" w:w="70"/>
+              <w:left w:type="dxa" w:w="110"/>
+              <w:bottom w:type="dxa" w:w="70"/>
+              <w:right w:type="dxa" w:w="110"/>
+            </w:tcMar>
+          </w:tcPr>
+          <w:p>
+            <w:r>
+              <w:rPr>
+                <w:sz w:val="17"/>
+                <w:szCs w:val="17"/>
+              </w:rPr>
+              <w:t xml:space="preserve">30</w:t>
+            </w:r>
+          </w:p>
+        </w:tc>
+        <w:tc>
+          <w:tcPr>
+            <w:tcW w:type="dxa" w:w="800"/>
+            <w:shd w:fill="F2F5F7" w:val="clear"/>
+            <w:tcMar>
+              <w:top w:type="dxa" w:w="70"/>
+              <w:left w:type="dxa" w:w="110"/>
+              <w:bottom w:type="dxa" w:w="70"/>
+              <w:right w:type="dxa" w:w="110"/>
+            </w:tcMar>
+          </w:tcPr>
+          <w:p>
+            <w:r>
+              <w:rPr>
+                <w:sz w:val="17"/>
+                <w:szCs w:val="17"/>
+              </w:rPr>
+              <w:t xml:space="preserve">Medium</w:t>
+            </w:r>
+          </w:p>
+        </w:tc>
+        <w:tc>
+          <w:tcPr>
+            <w:tcW w:type="dxa" w:w="4900"/>
+            <w:shd w:fill="F2F5F7" w:val="clear"/>
+            <w:tcMar>
+              <w:top w:type="dxa" w:w="70"/>
+              <w:left w:type="dxa" w:w="110"/>
+              <w:bottom w:type="dxa" w:w="70"/>
+              <w:right w:type="dxa" w:w="110"/>
+            </w:tcMar>
+          </w:tcPr>
+          <w:p>
+            <w:r>
+              <w:rPr>
+                <w:sz w:val="17"/>
+                <w:szCs w:val="17"/>
+              </w:rPr>
+              <w:t xml:space="preserve">An archive that does not verify, or records that change after archiving, loses the legal record.</w:t>
+            </w:r>
+          </w:p>
+        </w:tc>
+      </w:tr>
+      <w:tr>
+        <w:tc>
+          <w:tcPr>
+            <w:tcW w:type="dxa" w:w="2300"/>
+            <w:tcMar>
+              <w:top w:type="dxa" w:w="70"/>
+              <w:left w:type="dxa" w:w="110"/>
+              <w:bottom w:type="dxa" w:w="70"/>
+              <w:right w:type="dxa" w:w="110"/>
+            </w:tcMar>
+          </w:tcPr>
+          <w:p>
+            <w:r>
+              <w:rPr>
+                <w:sz w:val="17"/>
+                <w:szCs w:val="17"/>
+              </w:rPr>
+              <w:t xml:space="preserve">Global search</w:t>
+            </w:r>
+          </w:p>
+        </w:tc>
+        <w:tc>
+          <w:tcPr>
+            <w:tcW w:type="dxa" w:w="450"/>
+            <w:tcMar>
+              <w:top w:type="dxa" w:w="70"/>
+              <w:left w:type="dxa" w:w="110"/>
+              <w:bottom w:type="dxa" w:w="70"/>
+              <w:right w:type="dxa" w:w="110"/>
+            </w:tcMar>
+          </w:tcPr>
+          <w:p>
+            <w:r>
+              <w:rPr>
+                <w:sz w:val="17"/>
+                <w:szCs w:val="17"/>
+              </w:rPr>
+              <w:t xml:space="preserve">3</w:t>
+            </w:r>
+          </w:p>
+        </w:tc>
+        <w:tc>
+          <w:tcPr>
+            <w:tcW w:type="dxa" w:w="450"/>
+            <w:tcMar>
+              <w:top w:type="dxa" w:w="70"/>
+              <w:left w:type="dxa" w:w="110"/>
+              <w:bottom w:type="dxa" w:w="70"/>
+              <w:right w:type="dxa" w:w="110"/>
+            </w:tcMar>
+          </w:tcPr>
+          <w:p>
+            <w:r>
+              <w:rPr>
+                <w:sz w:val="17"/>
+                <w:szCs w:val="17"/>
+              </w:rPr>
+              <w:t xml:space="preserve">3</w:t>
+            </w:r>
+          </w:p>
+        </w:tc>
+        <w:tc>
+          <w:tcPr>
+            <w:tcW w:type="dxa" w:w="450"/>
+            <w:tcMar>
+              <w:top w:type="dxa" w:w="70"/>
+              <w:left w:type="dxa" w:w="110"/>
+              <w:bottom w:type="dxa" w:w="70"/>
+              <w:right w:type="dxa" w:w="110"/>
+            </w:tcMar>
+          </w:tcPr>
+          <w:p>
+            <w:r>
+              <w:rPr>
+                <w:sz w:val="17"/>
+                <w:szCs w:val="17"/>
+              </w:rPr>
+              <w:t xml:space="preserve">2</w:t>
+            </w:r>
+          </w:p>
+        </w:tc>
+        <w:tc>
+          <w:tcPr>
+            <w:tcW w:type="dxa" w:w="650"/>
+            <w:tcMar>
+              <w:top w:type="dxa" w:w="70"/>
+              <w:left w:type="dxa" w:w="110"/>
+              <w:bottom w:type="dxa" w:w="70"/>
+              <w:right w:type="dxa" w:w="110"/>
+            </w:tcMar>
+          </w:tcPr>
+          <w:p>
+            <w:r>
+              <w:rPr>
+                <w:sz w:val="17"/>
+                <w:szCs w:val="17"/>
+              </w:rPr>
+              <w:t xml:space="preserve">18</w:t>
+            </w:r>
+          </w:p>
+        </w:tc>
+        <w:tc>
+          <w:tcPr>
+            <w:tcW w:type="dxa" w:w="800"/>
+            <w:tcMar>
+              <w:top w:type="dxa" w:w="70"/>
+              <w:left w:type="dxa" w:w="110"/>
+              <w:bottom w:type="dxa" w:w="70"/>
+              <w:right w:type="dxa" w:w="110"/>
+            </w:tcMar>
+          </w:tcPr>
+          <w:p>
+            <w:r>
+              <w:rPr>
+                <w:sz w:val="17"/>
+                <w:szCs w:val="17"/>
+              </w:rPr>
+              <w:t xml:space="preserve">Medium</w:t>
+            </w:r>
+          </w:p>
+        </w:tc>
+        <w:tc>
+          <w:tcPr>
+            <w:tcW w:type="dxa" w:w="4900"/>
+            <w:tcMar>
+              <w:top w:type="dxa" w:w="70"/>
+              <w:left w:type="dxa" w:w="110"/>
+              <w:bottom w:type="dxa" w:w="70"/>
+              <w:right w:type="dxa" w:w="110"/>
+            </w:tcMar>
+          </w:tcPr>
+          <w:p>
+            <w:r>
+              <w:rPr>
+                <w:sz w:val="17"/>
+                <w:szCs w:val="17"/>
+              </w:rPr>
+              <w:t xml:space="preserve">A role sees a record it may not open; groups are filtered by the same permissions as the screens.</w:t>
+            </w:r>
+          </w:p>
+        </w:tc>
+      </w:tr>
+      <w:tr>
+        <w:tc>
+          <w:tcPr>
+            <w:tcW w:type="dxa" w:w="2300"/>
+            <w:shd w:fill="F2F5F7" w:val="clear"/>
+            <w:tcMar>
+              <w:top w:type="dxa" w:w="70"/>
+              <w:left w:type="dxa" w:w="110"/>
+              <w:bottom w:type="dxa" w:w="70"/>
+              <w:right w:type="dxa" w:w="110"/>
+            </w:tcMar>
+          </w:tcPr>
+          <w:p>
+            <w:r>
+              <w:rPr>
+                <w:sz w:val="17"/>
+                <w:szCs w:val="17"/>
+              </w:rPr>
+              <w:t xml:space="preserve">Arabic/English interface and formatting</w:t>
+            </w:r>
+          </w:p>
+        </w:tc>
+        <w:tc>
+          <w:tcPr>
+            <w:tcW w:type="dxa" w:w="450"/>
+            <w:shd w:fill="F2F5F7" w:val="clear"/>
+            <w:tcMar>
+              <w:top w:type="dxa" w:w="70"/>
+              <w:left w:type="dxa" w:w="110"/>
+              <w:bottom w:type="dxa" w:w="70"/>
+              <w:right w:type="dxa" w:w="110"/>
+            </w:tcMar>
+          </w:tcPr>
+          <w:p>
+            <w:r>
+              <w:rPr>
+                <w:sz w:val="17"/>
+                <w:szCs w:val="17"/>
+              </w:rPr>
+              <w:t xml:space="preserve">4</w:t>
+            </w:r>
+          </w:p>
+        </w:tc>
+        <w:tc>
+          <w:tcPr>
+            <w:tcW w:type="dxa" w:w="450"/>
+            <w:shd w:fill="F2F5F7" w:val="clear"/>
+            <w:tcMar>
+              <w:top w:type="dxa" w:w="70"/>
+              <w:left w:type="dxa" w:w="110"/>
+              <w:bottom w:type="dxa" w:w="70"/>
+              <w:right w:type="dxa" w:w="110"/>
+            </w:tcMar>
+          </w:tcPr>
+          <w:p>
+            <w:r>
+              <w:rPr>
+                <w:sz w:val="17"/>
+                <w:szCs w:val="17"/>
+              </w:rPr>
+              <w:t xml:space="preserve">3</w:t>
+            </w:r>
+          </w:p>
+        </w:tc>
+        <w:tc>
+          <w:tcPr>
+            <w:tcW w:type="dxa" w:w="450"/>
+            <w:shd w:fill="F2F5F7" w:val="clear"/>
+            <w:tcMar>
+              <w:top w:type="dxa" w:w="70"/>
+              <w:left w:type="dxa" w:w="110"/>
+              <w:bottom w:type="dxa" w:w="70"/>
+              <w:right w:type="dxa" w:w="110"/>
+            </w:tcMar>
+          </w:tcPr>
+          <w:p>
+            <w:r>
+              <w:rPr>
+                <w:sz w:val="17"/>
+                <w:szCs w:val="17"/>
+              </w:rPr>
+              <w:t xml:space="preserve">3</w:t>
+            </w:r>
+          </w:p>
+        </w:tc>
+        <w:tc>
+          <w:tcPr>
+            <w:tcW w:type="dxa" w:w="650"/>
+            <w:shd w:fill="F2F5F7" w:val="clear"/>
+            <w:tcMar>
+              <w:top w:type="dxa" w:w="70"/>
+              <w:left w:type="dxa" w:w="110"/>
+              <w:bottom w:type="dxa" w:w="70"/>
+              <w:right w:type="dxa" w:w="110"/>
+            </w:tcMar>
+          </w:tcPr>
+          <w:p>
+            <w:r>
+              <w:rPr>
+                <w:sz w:val="17"/>
+                <w:szCs w:val="17"/>
+              </w:rPr>
+              <w:t xml:space="preserve">36</w:t>
+            </w:r>
+          </w:p>
+        </w:tc>
+        <w:tc>
+          <w:tcPr>
+            <w:tcW w:type="dxa" w:w="800"/>
+            <w:shd w:fill="F2F5F7" w:val="clear"/>
+            <w:tcMar>
+              <w:top w:type="dxa" w:w="70"/>
+              <w:left w:type="dxa" w:w="110"/>
+              <w:bottom w:type="dxa" w:w="70"/>
+              <w:right w:type="dxa" w:w="110"/>
+            </w:tcMar>
+          </w:tcPr>
+          <w:p>
+            <w:r>
+              <w:rPr>
+                <w:sz w:val="17"/>
+                <w:szCs w:val="17"/>
+              </w:rPr>
+              <w:t xml:space="preserve">Medium</w:t>
+            </w:r>
+          </w:p>
+        </w:tc>
+        <w:tc>
+          <w:tcPr>
+            <w:tcW w:type="dxa" w:w="4900"/>
+            <w:shd w:fill="F2F5F7" w:val="clear"/>
+            <w:tcMar>
+              <w:top w:type="dxa" w:w="70"/>
+              <w:left w:type="dxa" w:w="110"/>
+              <w:bottom w:type="dxa" w:w="70"/>
+              <w:right w:type="dxa" w:w="110"/>
+            </w:tcMar>
+          </w:tcPr>
+          <w:p>
+            <w:r>
+              <w:rPr>
+                <w:sz w:val="17"/>
+                <w:szCs w:val="17"/>
+              </w:rPr>
+              <w:t xml:space="preserve">A misread decimal or an ambiguous date changes a result or a record; one parsing rule on the screen and the server, fixed formats, Arabic wording is a draft.</w:t>
+            </w:r>
+          </w:p>
+        </w:tc>
+      </w:tr>
+      <w:tr>
+        <w:tc>
+          <w:tcPr>
+            <w:tcW w:type="dxa" w:w="2300"/>
+            <w:tcMar>
+              <w:top w:type="dxa" w:w="70"/>
+              <w:left w:type="dxa" w:w="110"/>
+              <w:bottom w:type="dxa" w:w="70"/>
+              <w:right w:type="dxa" w:w="110"/>
+            </w:tcMar>
+          </w:tcPr>
+          <w:p>
+            <w:r>
+              <w:rPr>
+                <w:sz w:val="17"/>
+                <w:szCs w:val="17"/>
+              </w:rPr>
+              <w:t xml:space="preserve">Installer and release integrity</w:t>
+            </w:r>
+          </w:p>
+        </w:tc>
+        <w:tc>
+          <w:tcPr>
+            <w:tcW w:type="dxa" w:w="450"/>
+            <w:tcMar>
+              <w:top w:type="dxa" w:w="70"/>
+              <w:left w:type="dxa" w:w="110"/>
+              <w:bottom w:type="dxa" w:w="70"/>
+              <w:right w:type="dxa" w:w="110"/>
+            </w:tcMar>
+          </w:tcPr>
+          <w:p>
+            <w:r>
+              <w:rPr>
+                <w:sz w:val="17"/>
+                <w:szCs w:val="17"/>
+              </w:rPr>
+              <w:t xml:space="preserve">5</w:t>
+            </w:r>
+          </w:p>
+        </w:tc>
+        <w:tc>
+          <w:tcPr>
+            <w:tcW w:type="dxa" w:w="450"/>
+            <w:tcMar>
+              <w:top w:type="dxa" w:w="70"/>
+              <w:left w:type="dxa" w:w="110"/>
+              <w:bottom w:type="dxa" w:w="70"/>
+              <w:right w:type="dxa" w:w="110"/>
+            </w:tcMar>
+          </w:tcPr>
+          <w:p>
+            <w:r>
+              <w:rPr>
+                <w:sz w:val="17"/>
+                <w:szCs w:val="17"/>
+              </w:rPr>
+              <w:t xml:space="preserve">3</w:t>
+            </w:r>
+          </w:p>
+        </w:tc>
+        <w:tc>
+          <w:tcPr>
+            <w:tcW w:type="dxa" w:w="450"/>
+            <w:tcMar>
+              <w:top w:type="dxa" w:w="70"/>
+              <w:left w:type="dxa" w:w="110"/>
+              <w:bottom w:type="dxa" w:w="70"/>
+              <w:right w:type="dxa" w:w="110"/>
+            </w:tcMar>
+          </w:tcPr>
+          <w:p>
+            <w:r>
+              <w:rPr>
+                <w:sz w:val="17"/>
+                <w:szCs w:val="17"/>
+              </w:rPr>
+              <w:t xml:space="preserve">3</w:t>
+            </w:r>
+          </w:p>
+        </w:tc>
+        <w:tc>
+          <w:tcPr>
+            <w:tcW w:type="dxa" w:w="650"/>
+            <w:tcMar>
+              <w:top w:type="dxa" w:w="70"/>
+              <w:left w:type="dxa" w:w="110"/>
+              <w:bottom w:type="dxa" w:w="70"/>
+              <w:right w:type="dxa" w:w="110"/>
+            </w:tcMar>
+          </w:tcPr>
+          <w:p>
+            <w:r>
+              <w:rPr>
+                <w:sz w:val="17"/>
+                <w:szCs w:val="17"/>
+              </w:rPr>
+              <w:t xml:space="preserve">45</w:t>
+            </w:r>
+          </w:p>
+        </w:tc>
+        <w:tc>
+          <w:tcPr>
+            <w:tcW w:type="dxa" w:w="800"/>
+            <w:tcMar>
+              <w:top w:type="dxa" w:w="70"/>
+              <w:left w:type="dxa" w:w="110"/>
+              <w:bottom w:type="dxa" w:w="70"/>
+              <w:right w:type="dxa" w:w="110"/>
+            </w:tcMar>
+          </w:tcPr>
+          <w:p>
+            <w:r>
+              <w:rPr>
+                <w:sz w:val="17"/>
+                <w:szCs w:val="17"/>
+              </w:rPr>
+              <w:t xml:space="preserve">Medium</w:t>
+            </w:r>
+          </w:p>
+        </w:tc>
+        <w:tc>
+          <w:tcPr>
+            <w:tcW w:type="dxa" w:w="4900"/>
+            <w:tcMar>
+              <w:top w:type="dxa" w:w="70"/>
+              <w:left w:type="dxa" w:w="110"/>
+              <w:bottom w:type="dxa" w:w="70"/>
+              <w:right w:type="dxa" w:w="110"/>
+            </w:tcMar>
+          </w:tcPr>
+          <w:p>
+            <w:r>
+              <w:rPr>
+                <w:sz w:val="17"/>
+                <w:szCs w:val="17"/>
+              </w:rPr>
+              <w:t xml:space="preserve">An installer that does not match its manifest cannot be trusted, and a broken one stops all work; the check runs at every start and on a Windows runner before publishing.</w:t>
+            </w:r>
+          </w:p>
+        </w:tc>
+      </w:tr>
+      <w:tr>
+        <w:tc>
+          <w:tcPr>
+            <w:tcW w:type="dxa" w:w="2300"/>
+            <w:shd w:fill="F2F5F7" w:val="clear"/>
+            <w:tcMar>
+              <w:top w:type="dxa" w:w="70"/>
+              <w:left w:type="dxa" w:w="110"/>
+              <w:bottom w:type="dxa" w:w="70"/>
+              <w:right w:type="dxa" w:w="110"/>
+            </w:tcMar>
+          </w:tcPr>
+          <w:p>
+            <w:r>
+              <w:rPr>
+                <w:sz w:val="17"/>
+                <w:szCs w:val="17"/>
+              </w:rPr>
+              <w:t xml:space="preserve">Built-in database</w:t>
+            </w:r>
+          </w:p>
+        </w:tc>
+        <w:tc>
+          <w:tcPr>
+            <w:tcW w:type="dxa" w:w="450"/>
+            <w:shd w:fill="F2F5F7" w:val="clear"/>
+            <w:tcMar>
+              <w:top w:type="dxa" w:w="70"/>
+              <w:left w:type="dxa" w:w="110"/>
+              <w:bottom w:type="dxa" w:w="70"/>
+              <w:right w:type="dxa" w:w="110"/>
+            </w:tcMar>
+          </w:tcPr>
+          <w:p>
+            <w:r>
+              <w:rPr>
+                <w:sz w:val="17"/>
+                <w:szCs w:val="17"/>
+              </w:rPr>
+              <w:t xml:space="preserve">4</w:t>
+            </w:r>
+          </w:p>
+        </w:tc>
+        <w:tc>
+          <w:tcPr>
+            <w:tcW w:type="dxa" w:w="450"/>
+            <w:shd w:fill="F2F5F7" w:val="clear"/>
+            <w:tcMar>
+              <w:top w:type="dxa" w:w="70"/>
+              <w:left w:type="dxa" w:w="110"/>
+              <w:bottom w:type="dxa" w:w="70"/>
+              <w:right w:type="dxa" w:w="110"/>
+            </w:tcMar>
+          </w:tcPr>
+          <w:p>
+            <w:r>
+              <w:rPr>
+                <w:sz w:val="17"/>
+                <w:szCs w:val="17"/>
+              </w:rPr>
+              <w:t xml:space="preserve">3</w:t>
+            </w:r>
+          </w:p>
+        </w:tc>
+        <w:tc>
+          <w:tcPr>
+            <w:tcW w:type="dxa" w:w="450"/>
+            <w:shd w:fill="F2F5F7" w:val="clear"/>
+            <w:tcMar>
+              <w:top w:type="dxa" w:w="70"/>
+              <w:left w:type="dxa" w:w="110"/>
+              <w:bottom w:type="dxa" w:w="70"/>
+              <w:right w:type="dxa" w:w="110"/>
+            </w:tcMar>
+          </w:tcPr>
+          <w:p>
+            <w:r>
+              <w:rPr>
+                <w:sz w:val="17"/>
+                <w:szCs w:val="17"/>
+              </w:rPr>
+              <w:t xml:space="preserve">3</w:t>
+            </w:r>
+          </w:p>
+        </w:tc>
+        <w:tc>
+          <w:tcPr>
+            <w:tcW w:type="dxa" w:w="650"/>
+            <w:shd w:fill="F2F5F7" w:val="clear"/>
+            <w:tcMar>
+              <w:top w:type="dxa" w:w="70"/>
+              <w:left w:type="dxa" w:w="110"/>
+              <w:bottom w:type="dxa" w:w="70"/>
+              <w:right w:type="dxa" w:w="110"/>
+            </w:tcMar>
+          </w:tcPr>
+          <w:p>
+            <w:r>
+              <w:rPr>
+                <w:sz w:val="17"/>
+                <w:szCs w:val="17"/>
+              </w:rPr>
+              <w:t xml:space="preserve">36</w:t>
+            </w:r>
+          </w:p>
+        </w:tc>
+        <w:tc>
+          <w:tcPr>
+            <w:tcW w:type="dxa" w:w="800"/>
+            <w:shd w:fill="F2F5F7" w:val="clear"/>
+            <w:tcMar>
+              <w:top w:type="dxa" w:w="70"/>
+              <w:left w:type="dxa" w:w="110"/>
+              <w:bottom w:type="dxa" w:w="70"/>
+              <w:right w:type="dxa" w:w="110"/>
+            </w:tcMar>
+          </w:tcPr>
+          <w:p>
+            <w:r>
+              <w:rPr>
+                <w:sz w:val="17"/>
+                <w:szCs w:val="17"/>
+              </w:rPr>
+              <w:t xml:space="preserve">Medium</w:t>
+            </w:r>
+          </w:p>
+        </w:tc>
+        <w:tc>
+          <w:tcPr>
+            <w:tcW w:type="dxa" w:w="4900"/>
+            <w:shd w:fill="F2F5F7" w:val="clear"/>
+            <w:tcMar>
+              <w:top w:type="dxa" w:w="70"/>
+              <w:left w:type="dxa" w:w="110"/>
+              <w:bottom w:type="dxa" w:w="70"/>
+              <w:right w:type="dxa" w:w="110"/>
+            </w:tcMar>
+          </w:tcPr>
+          <w:p>
+            <w:r>
+              <w:rPr>
+                <w:sz w:val="17"/>
+                <w:szCs w:val="17"/>
+              </w:rPr>
+              <w:t xml:space="preserve">A database without least privilege or supervision loses data or exposes it to other accounts; not exercised on Windows and not yet bundled.</w:t>
+            </w:r>
+          </w:p>
+        </w:tc>
+      </w:tr>
     </w:tbl>
     <w:p>
       <w:pPr>
         <w:pStyle w:val="Heading1"/>
       </w:pPr>
-      <w:bookmarkStart w:name="_Toc48" w:id="48"/>
+      <w:bookmarkStart w:name="_Toc55" w:id="55"/>
       <w:r>
         <w:t xml:space="preserve">4. Consequence for testing</w:t>
       </w:r>
-      <w:bookmarkEnd w:id="48"/>
+      <w:bookmarkEnd w:id="55"/>
     </w:p>
     <w:p>
       <w:pPr>
@@ -2893,13 +3915,132 @@
     </w:p>
     <w:p>
       <w:pPr>
+        <w:pStyle w:val="ListParagraph"/>
+        <w:numPr>
+          <w:ilvl w:val="0"/>
+          <w:numId w:val="2"/>
+        </w:numPr>
+        <w:spacing w:after="90"/>
+      </w:pPr>
+      <w:r>
+        <w:rPr>
+          <w:sz w:val="21"/>
+          <w:szCs w:val="21"/>
+        </w:rPr>
+        <w:t xml:space="preserve">SPC and trending: Medium - OQ</w:t>
+      </w:r>
+    </w:p>
+    <w:p>
+      <w:pPr>
+        <w:pStyle w:val="ListParagraph"/>
+        <w:numPr>
+          <w:ilvl w:val="0"/>
+          <w:numId w:val="2"/>
+        </w:numPr>
+        <w:spacing w:after="90"/>
+      </w:pPr>
+      <w:r>
+        <w:rPr>
+          <w:sz w:val="21"/>
+          <w:szCs w:val="21"/>
+        </w:rPr>
+        <w:t xml:space="preserve">Directory sign-on and signatures: Medium - OQ</w:t>
+      </w:r>
+    </w:p>
+    <w:p>
+      <w:pPr>
+        <w:pStyle w:val="ListParagraph"/>
+        <w:numPr>
+          <w:ilvl w:val="0"/>
+          <w:numId w:val="2"/>
+        </w:numPr>
+        <w:spacing w:after="90"/>
+      </w:pPr>
+      <w:r>
+        <w:rPr>
+          <w:sz w:val="21"/>
+          <w:szCs w:val="21"/>
+        </w:rPr>
+        <w:t xml:space="preserve">Periodic review, retention and archive: Medium - OQ</w:t>
+      </w:r>
+    </w:p>
+    <w:p>
+      <w:pPr>
+        <w:pStyle w:val="ListParagraph"/>
+        <w:numPr>
+          <w:ilvl w:val="0"/>
+          <w:numId w:val="2"/>
+        </w:numPr>
+        <w:spacing w:after="90"/>
+      </w:pPr>
+      <w:r>
+        <w:rPr>
+          <w:sz w:val="21"/>
+          <w:szCs w:val="21"/>
+        </w:rPr>
+        <w:t xml:space="preserve">Global search: Medium - OQ</w:t>
+      </w:r>
+    </w:p>
+    <w:p>
+      <w:pPr>
+        <w:pStyle w:val="ListParagraph"/>
+        <w:numPr>
+          <w:ilvl w:val="0"/>
+          <w:numId w:val="2"/>
+        </w:numPr>
+        <w:spacing w:after="90"/>
+      </w:pPr>
+      <w:r>
+        <w:rPr>
+          <w:sz w:val="21"/>
+          <w:szCs w:val="21"/>
+        </w:rPr>
+        <w:t xml:space="preserve">Arabic/English interface and formatting: Medium - OQ</w:t>
+      </w:r>
+    </w:p>
+    <w:p>
+      <w:pPr>
+        <w:pStyle w:val="ListParagraph"/>
+        <w:numPr>
+          <w:ilvl w:val="0"/>
+          <w:numId w:val="2"/>
+        </w:numPr>
+        <w:spacing w:after="90"/>
+      </w:pPr>
+      <w:r>
+        <w:rPr>
+          <w:sz w:val="21"/>
+          <w:szCs w:val="21"/>
+        </w:rPr>
+        <w:t xml:space="preserve">Installer and release integrity: Medium - OQ</w:t>
+      </w:r>
+    </w:p>
+    <w:p>
+      <w:pPr>
+        <w:pStyle w:val="ListParagraph"/>
+        <w:numPr>
+          <w:ilvl w:val="0"/>
+          <w:numId w:val="2"/>
+        </w:numPr>
+        <w:spacing w:after="90"/>
+      </w:pPr>
+      <w:r>
+        <w:rPr>
+          <w:sz w:val="21"/>
+          <w:szCs w:val="21"/>
+        </w:rPr>
+        <w:t xml:space="preserve">Built-in database: Medium - OQ</w:t>
+      </w:r>
+    </w:p>
+    <w:p>
+      <w:pPr>
         <w:pStyle w:val="Heading1"/>
       </w:pPr>
-      <w:bookmarkStart w:name="_Toc49" w:id="49"/>
+      <w:bookmarkStart w:name="_Toc56" w:id="56"/>
       <w:r>
         <w:t xml:space="preserve">Approval</w:t>
       </w:r>
-      <w:bookmarkEnd w:id="49"/>
+      <w:bookmarkEnd w:id="56"/>
     </w:p>
     <w:tbl>
       <w:tblPr>
